--- a/worksheets/SA_L04_SmartHome_Worksheet.docx
+++ b/worksheets/SA_L04_SmartHome_Worksheet.docx
@@ -456,7 +456,7 @@
                 <w:sz w:val="21"/>
                 <w:szCs w:val="21"/>
               </w:rPr>
-              <w:t xml:space="preserve">understand how to program</w:t>
+              <w:t xml:space="preserve">understand how an embedded system takes input, processes it and produces output</w:t>
             </w:r>
           </w:p>
         </w:tc>
